--- a/web/downloads/Qalam-project-package/03-Qalam-research-diary.docx
+++ b/web/downloads/Qalam-project-package/03-Qalam-research-diary.docx
@@ -4,26 +4,48 @@
   <w:body>
     <w:p>
       <w:pPr>
-        <w:pStyle w:val="Title"/>
+        <w:jc w:val="right"/>
       </w:pPr>
       <w:r>
+        <w:t>6-қосымша</w:t>
+      </w:r>
+    </w:p>
+    <w:p>
+      <w:pPr>
+        <w:jc w:val="center"/>
+      </w:pPr>
+      <w:r>
+        <w:rPr>
+          <w:b/>
+        </w:rPr>
         <w:t>ЗЕРТТЕУ КҮНДЕЛІГІ</w:t>
       </w:r>
     </w:p>
     <w:p>
       <w:r>
-        <w:t>Жоба: «Онлайн кітапхана: кітапхана жұмысын цифрландыру»</w:t>
-        <w:br/>
-        <w:t>Авторлар: Амантай Елжан Ерланұлы, Мұхаметкәрім Айбын Таңатұлы</w:t>
-        <w:br/>
-        <w:t>Жетекші: Мұхаметкәрім Қаныш Саятұлы</w:t>
-        <w:br/>
-        <w:t>7-сынып · «Қаныш Сәтпаев атындағы Жәнтікей орта мектебі» КММ</w:t>
+        <w:t>Тіркеу коды (шифры): ____________________</w:t>
       </w:r>
     </w:p>
     <w:p>
       <w:r>
-        <w:t>Кезеңдік жоба. Сайттағы іске асқан функциялар сипатталған; нақты жұмыс күндері мен оқушылардың жеке әрекеттері жетекшімен толтырылады. Бұл кесте ойдан шығарылған күндер мен өткізілмеген оқушы тәжірибесін растамайды.</w:t>
+        <w:t>Бағыты: жаратылыстану-математикалық</w:t>
+      </w:r>
+    </w:p>
+    <w:p>
+      <w:r>
+        <w:t>Секция атауы: Информатика, жасанды интеллект, робототехника және STEM-инженерия</w:t>
+      </w:r>
+    </w:p>
+    <w:p>
+      <w:r>
+        <w:t>Жоба тақырыбы: «Онлайн кітапхана: кітапхана жұмысын цифрландыру»</w:t>
+      </w:r>
+    </w:p>
+    <w:p>
+      <w:r>
+        <w:t>Қатысушылар санаты: ☑ Орта буын (5–8 сыныптар)</w:t>
+        <w:br/>
+        <w:t>Жоба түрі: □ Жеке  ☑ Командалық</w:t>
       </w:r>
     </w:p>
     <w:tbl>
@@ -33,85 +55,141 @@
         <w:tblLook w:firstColumn="1" w:firstRow="1" w:lastColumn="0" w:lastRow="0" w:noHBand="0" w:noVBand="1" w:val="04A0"/>
       </w:tblPr>
       <w:tblGrid>
-        <w:gridCol w:w="3756"/>
-        <w:gridCol w:w="3756"/>
-        <w:gridCol w:w="3756"/>
-        <w:gridCol w:w="3756"/>
+        <w:gridCol w:w="1296"/>
+        <w:gridCol w:w="1296"/>
+        <w:gridCol w:w="1296"/>
+        <w:gridCol w:w="1296"/>
+        <w:gridCol w:w="1296"/>
+        <w:gridCol w:w="1296"/>
+        <w:gridCol w:w="1296"/>
       </w:tblGrid>
       <w:tr>
         <w:trPr>
-          <w:tblHeader/>
           <w:cantSplit/>
         </w:trPr>
         <w:tc>
           <w:tcPr>
-            <w:tcW w:type="dxa" w:w="3756"/>
-            <w:shd w:fill="E8EEDF"/>
+            <w:tcW w:type="dxa" w:w="1296"/>
           </w:tcPr>
           <w:p>
             <w:pPr>
-              <w:spacing w:after="60" w:before="60" w:line="252" w:lineRule="auto"/>
+              <w:spacing w:line="240" w:lineRule="auto" w:after="60"/>
             </w:pPr>
             <w:r>
               <w:rPr>
+                <w:rFonts w:ascii="Times New Roman" w:hAnsi="Times New Roman"/>
                 <w:b/>
                 <w:sz w:val="20"/>
               </w:rPr>
-              <w:t>Күні/кезең</w:t>
+              <w:t>№</w:t>
             </w:r>
           </w:p>
         </w:tc>
         <w:tc>
           <w:tcPr>
-            <w:tcW w:type="dxa" w:w="3756"/>
-            <w:shd w:fill="E8EEDF"/>
+            <w:tcW w:type="dxa" w:w="1296"/>
           </w:tcPr>
           <w:p>
             <w:pPr>
-              <w:spacing w:after="60" w:before="60" w:line="252" w:lineRule="auto"/>
+              <w:spacing w:line="240" w:lineRule="auto" w:after="60"/>
             </w:pPr>
             <w:r>
               <w:rPr>
+                <w:rFonts w:ascii="Times New Roman" w:hAnsi="Times New Roman"/>
                 <w:b/>
                 <w:sz w:val="20"/>
               </w:rPr>
-              <w:t>Жұмыс және мақсат</w:t>
+              <w:t>Күні немесе кезеңі</w:t>
             </w:r>
           </w:p>
         </w:tc>
         <w:tc>
           <w:tcPr>
-            <w:tcW w:type="dxa" w:w="3756"/>
-            <w:shd w:fill="E8EEDF"/>
+            <w:tcW w:type="dxa" w:w="1296"/>
           </w:tcPr>
           <w:p>
             <w:pPr>
-              <w:spacing w:after="60" w:before="60" w:line="252" w:lineRule="auto"/>
+              <w:spacing w:line="240" w:lineRule="auto" w:after="60"/>
             </w:pPr>
             <w:r>
               <w:rPr>
+                <w:rFonts w:ascii="Times New Roman" w:hAnsi="Times New Roman"/>
                 <w:b/>
                 <w:sz w:val="20"/>
               </w:rPr>
-              <w:t>Қазіргі материал/нәтиже</w:t>
+              <w:t>Жұмыс кезеңі және мақсаты</w:t>
             </w:r>
           </w:p>
         </w:tc>
         <w:tc>
           <w:tcPr>
-            <w:tcW w:type="dxa" w:w="3756"/>
-            <w:shd w:fill="E8EEDF"/>
+            <w:tcW w:type="dxa" w:w="1296"/>
           </w:tcPr>
           <w:p>
             <w:pPr>
-              <w:spacing w:after="60" w:before="60" w:line="252" w:lineRule="auto"/>
+              <w:spacing w:line="240" w:lineRule="auto" w:after="60"/>
             </w:pPr>
             <w:r>
               <w:rPr>
+                <w:rFonts w:ascii="Times New Roman" w:hAnsi="Times New Roman"/>
                 <w:b/>
                 <w:sz w:val="20"/>
               </w:rPr>
-              <w:t>Келесі әрекет</w:t>
+              <w:t>Орындалған әрекеттер</w:t>
+            </w:r>
+          </w:p>
+        </w:tc>
+        <w:tc>
+          <w:tcPr>
+            <w:tcW w:type="dxa" w:w="1296"/>
+          </w:tcPr>
+          <w:p>
+            <w:pPr>
+              <w:spacing w:line="240" w:lineRule="auto" w:after="60"/>
+            </w:pPr>
+            <w:r>
+              <w:rPr>
+                <w:rFonts w:ascii="Times New Roman" w:hAnsi="Times New Roman"/>
+                <w:b/>
+                <w:sz w:val="20"/>
+              </w:rPr>
+              <w:t>Алынған деректер және нәтижелер</w:t>
+            </w:r>
+          </w:p>
+        </w:tc>
+        <w:tc>
+          <w:tcPr>
+            <w:tcW w:type="dxa" w:w="1296"/>
+          </w:tcPr>
+          <w:p>
+            <w:pPr>
+              <w:spacing w:line="240" w:lineRule="auto" w:after="60"/>
+            </w:pPr>
+            <w:r>
+              <w:rPr>
+                <w:rFonts w:ascii="Times New Roman" w:hAnsi="Times New Roman"/>
+                <w:b/>
+                <w:sz w:val="20"/>
+              </w:rPr>
+              <w:t>Туындаған қиындықтар, өзгерістер және кейінгі әрекеттер</w:t>
+            </w:r>
+          </w:p>
+        </w:tc>
+        <w:tc>
+          <w:tcPr>
+            <w:tcW w:type="dxa" w:w="1296"/>
+          </w:tcPr>
+          <w:p>
+            <w:pPr>
+              <w:spacing w:line="240" w:lineRule="auto" w:after="60"/>
+            </w:pPr>
+            <w:r>
+              <w:rPr>
+                <w:rFonts w:ascii="Times New Roman" w:hAnsi="Times New Roman"/>
+                <w:b/>
+                <w:sz w:val="20"/>
+              </w:rPr>
+              <w:t>Орындаушы</w:t>
             </w:r>
           </w:p>
         </w:tc>
@@ -122,73 +200,127 @@
         </w:trPr>
         <w:tc>
           <w:tcPr>
-            <w:tcW w:type="dxa" w:w="3756"/>
+            <w:tcW w:type="dxa" w:w="1296"/>
           </w:tcPr>
           <w:p>
             <w:pPr>
-              <w:spacing w:after="60" w:before="60" w:line="252" w:lineRule="auto"/>
+              <w:spacing w:line="240" w:lineRule="auto" w:after="60"/>
             </w:pPr>
             <w:r>
               <w:rPr>
+                <w:rFonts w:ascii="Times New Roman" w:hAnsi="Times New Roman"/>
                 <w:b w:val="0"/>
                 <w:sz w:val="20"/>
               </w:rPr>
-              <w:t>1-кезең</w:t>
-              <w:br/>
-              <w:t>Күні: ______</w:t>
+              <w:t>1</w:t>
             </w:r>
           </w:p>
         </w:tc>
         <w:tc>
           <w:tcPr>
-            <w:tcW w:type="dxa" w:w="3756"/>
+            <w:tcW w:type="dxa" w:w="1296"/>
           </w:tcPr>
           <w:p>
             <w:pPr>
-              <w:spacing w:after="60" w:before="60" w:line="252" w:lineRule="auto"/>
+              <w:spacing w:line="240" w:lineRule="auto" w:after="60"/>
             </w:pPr>
             <w:r>
               <w:rPr>
+                <w:rFonts w:ascii="Times New Roman" w:hAnsi="Times New Roman"/>
                 <w:b w:val="0"/>
                 <w:sz w:val="20"/>
               </w:rPr>
-              <w:t>Тақырып және талаптар</w:t>
-              <w:br/>
-              <w:t>Мектеп кітапханасының каталогы мен беру есебін біріктіру.</w:t>
+              <w:t>________</w:t>
             </w:r>
           </w:p>
         </w:tc>
         <w:tc>
           <w:tcPr>
-            <w:tcW w:type="dxa" w:w="3756"/>
+            <w:tcW w:type="dxa" w:w="1296"/>
           </w:tcPr>
           <w:p>
             <w:pPr>
-              <w:spacing w:after="60" w:before="60" w:line="252" w:lineRule="auto"/>
+              <w:spacing w:line="240" w:lineRule="auto" w:after="60"/>
             </w:pPr>
             <w:r>
               <w:rPr>
+                <w:rFonts w:ascii="Times New Roman" w:hAnsi="Times New Roman"/>
                 <w:b w:val="0"/>
                 <w:sz w:val="20"/>
               </w:rPr>
-              <w:t>Qalam-ның оқушы және кітапханашы әрекеттері анықталды.</w:t>
+              <w:t>Мәселе мен мақсат</w:t>
             </w:r>
           </w:p>
         </w:tc>
         <w:tc>
           <w:tcPr>
-            <w:tcW w:type="dxa" w:w="3756"/>
+            <w:tcW w:type="dxa" w:w="1296"/>
           </w:tcPr>
           <w:p>
             <w:pPr>
-              <w:spacing w:after="60" w:before="60" w:line="252" w:lineRule="auto"/>
+              <w:spacing w:line="240" w:lineRule="auto" w:after="60"/>
             </w:pPr>
             <w:r>
               <w:rPr>
+                <w:rFonts w:ascii="Times New Roman" w:hAnsi="Times New Roman"/>
                 <w:b w:val="0"/>
                 <w:sz w:val="20"/>
               </w:rPr>
-              <w:t>Тақырып пен зерттеу сұрағын авторлар түсіндіреді.</w:t>
+              <w:t>________</w:t>
+            </w:r>
+          </w:p>
+        </w:tc>
+        <w:tc>
+          <w:tcPr>
+            <w:tcW w:type="dxa" w:w="1296"/>
+          </w:tcPr>
+          <w:p>
+            <w:pPr>
+              <w:spacing w:line="240" w:lineRule="auto" w:after="60"/>
+            </w:pPr>
+            <w:r>
+              <w:rPr>
+                <w:rFonts w:ascii="Times New Roman" w:hAnsi="Times New Roman"/>
+                <w:b w:val="0"/>
+                <w:sz w:val="20"/>
+              </w:rPr>
+              <w:t>________</w:t>
+            </w:r>
+          </w:p>
+        </w:tc>
+        <w:tc>
+          <w:tcPr>
+            <w:tcW w:type="dxa" w:w="1296"/>
+          </w:tcPr>
+          <w:p>
+            <w:pPr>
+              <w:spacing w:line="240" w:lineRule="auto" w:after="60"/>
+            </w:pPr>
+            <w:r>
+              <w:rPr>
+                <w:rFonts w:ascii="Times New Roman" w:hAnsi="Times New Roman"/>
+                <w:b w:val="0"/>
+                <w:sz w:val="20"/>
+              </w:rPr>
+              <w:t>________</w:t>
+            </w:r>
+          </w:p>
+        </w:tc>
+        <w:tc>
+          <w:tcPr>
+            <w:tcW w:type="dxa" w:w="1296"/>
+          </w:tcPr>
+          <w:p>
+            <w:pPr>
+              <w:spacing w:line="240" w:lineRule="auto" w:after="60"/>
+            </w:pPr>
+            <w:r>
+              <w:rPr>
+                <w:rFonts w:ascii="Times New Roman" w:hAnsi="Times New Roman"/>
+                <w:b w:val="0"/>
+                <w:sz w:val="20"/>
+              </w:rPr>
+              <w:t>________</w:t>
             </w:r>
           </w:p>
         </w:tc>
@@ -199,73 +331,127 @@
         </w:trPr>
         <w:tc>
           <w:tcPr>
-            <w:tcW w:type="dxa" w:w="3756"/>
+            <w:tcW w:type="dxa" w:w="1296"/>
           </w:tcPr>
           <w:p>
             <w:pPr>
-              <w:spacing w:after="60" w:before="60" w:line="252" w:lineRule="auto"/>
+              <w:spacing w:line="240" w:lineRule="auto" w:after="60"/>
             </w:pPr>
             <w:r>
               <w:rPr>
+                <w:rFonts w:ascii="Times New Roman" w:hAnsi="Times New Roman"/>
                 <w:b w:val="0"/>
                 <w:sz w:val="20"/>
               </w:rPr>
-              <w:t>2-кезең</w:t>
-              <w:br/>
-              <w:t>Күні: ______</w:t>
+              <w:t>2</w:t>
             </w:r>
           </w:p>
         </w:tc>
         <w:tc>
           <w:tcPr>
-            <w:tcW w:type="dxa" w:w="3756"/>
+            <w:tcW w:type="dxa" w:w="1296"/>
           </w:tcPr>
           <w:p>
             <w:pPr>
-              <w:spacing w:after="60" w:before="60" w:line="252" w:lineRule="auto"/>
+              <w:spacing w:line="240" w:lineRule="auto" w:after="60"/>
             </w:pPr>
             <w:r>
               <w:rPr>
+                <w:rFonts w:ascii="Times New Roman" w:hAnsi="Times New Roman"/>
                 <w:b w:val="0"/>
                 <w:sz w:val="20"/>
               </w:rPr>
-              <w:t>Каталог</w:t>
-              <w:br/>
-              <w:t>Кітап атауы, автор, жанр, жыл, сипаттама және қор өрістері.</w:t>
+              <w:t>________</w:t>
             </w:r>
           </w:p>
         </w:tc>
         <w:tc>
           <w:tcPr>
-            <w:tcW w:type="dxa" w:w="3756"/>
+            <w:tcW w:type="dxa" w:w="1296"/>
           </w:tcPr>
           <w:p>
             <w:pPr>
-              <w:spacing w:after="60" w:before="60" w:line="252" w:lineRule="auto"/>
+              <w:spacing w:line="240" w:lineRule="auto" w:after="60"/>
             </w:pPr>
             <w:r>
               <w:rPr>
+                <w:rFonts w:ascii="Times New Roman" w:hAnsi="Times New Roman"/>
                 <w:b w:val="0"/>
                 <w:sz w:val="20"/>
               </w:rPr>
-              <w:t>Іздеу мен жанр сүзгісі бар.</w:t>
+              <w:t>Дереккөздер</w:t>
             </w:r>
           </w:p>
         </w:tc>
         <w:tc>
           <w:tcPr>
-            <w:tcW w:type="dxa" w:w="3756"/>
+            <w:tcW w:type="dxa" w:w="1296"/>
           </w:tcPr>
           <w:p>
             <w:pPr>
-              <w:spacing w:after="60" w:before="60" w:line="252" w:lineRule="auto"/>
+              <w:spacing w:line="240" w:lineRule="auto" w:after="60"/>
             </w:pPr>
             <w:r>
               <w:rPr>
+                <w:rFonts w:ascii="Times New Roman" w:hAnsi="Times New Roman"/>
                 <w:b w:val="0"/>
                 <w:sz w:val="20"/>
               </w:rPr>
-              <w:t>Нақты мектеп қорымен сәйкестендіру.</w:t>
+              <w:t>________</w:t>
+            </w:r>
+          </w:p>
+        </w:tc>
+        <w:tc>
+          <w:tcPr>
+            <w:tcW w:type="dxa" w:w="1296"/>
+          </w:tcPr>
+          <w:p>
+            <w:pPr>
+              <w:spacing w:line="240" w:lineRule="auto" w:after="60"/>
+            </w:pPr>
+            <w:r>
+              <w:rPr>
+                <w:rFonts w:ascii="Times New Roman" w:hAnsi="Times New Roman"/>
+                <w:b w:val="0"/>
+                <w:sz w:val="20"/>
+              </w:rPr>
+              <w:t>________</w:t>
+            </w:r>
+          </w:p>
+        </w:tc>
+        <w:tc>
+          <w:tcPr>
+            <w:tcW w:type="dxa" w:w="1296"/>
+          </w:tcPr>
+          <w:p>
+            <w:pPr>
+              <w:spacing w:line="240" w:lineRule="auto" w:after="60"/>
+            </w:pPr>
+            <w:r>
+              <w:rPr>
+                <w:rFonts w:ascii="Times New Roman" w:hAnsi="Times New Roman"/>
+                <w:b w:val="0"/>
+                <w:sz w:val="20"/>
+              </w:rPr>
+              <w:t>________</w:t>
+            </w:r>
+          </w:p>
+        </w:tc>
+        <w:tc>
+          <w:tcPr>
+            <w:tcW w:type="dxa" w:w="1296"/>
+          </w:tcPr>
+          <w:p>
+            <w:pPr>
+              <w:spacing w:line="240" w:lineRule="auto" w:after="60"/>
+            </w:pPr>
+            <w:r>
+              <w:rPr>
+                <w:rFonts w:ascii="Times New Roman" w:hAnsi="Times New Roman"/>
+                <w:b w:val="0"/>
+                <w:sz w:val="20"/>
+              </w:rPr>
+              <w:t>________</w:t>
             </w:r>
           </w:p>
         </w:tc>
@@ -276,73 +462,127 @@
         </w:trPr>
         <w:tc>
           <w:tcPr>
-            <w:tcW w:type="dxa" w:w="3756"/>
+            <w:tcW w:type="dxa" w:w="1296"/>
           </w:tcPr>
           <w:p>
             <w:pPr>
-              <w:spacing w:after="60" w:before="60" w:line="252" w:lineRule="auto"/>
+              <w:spacing w:line="240" w:lineRule="auto" w:after="60"/>
             </w:pPr>
             <w:r>
               <w:rPr>
+                <w:rFonts w:ascii="Times New Roman" w:hAnsi="Times New Roman"/>
                 <w:b w:val="0"/>
                 <w:sz w:val="20"/>
               </w:rPr>
-              <w:t>3-кезең</w:t>
-              <w:br/>
-              <w:t>Күні: ______</w:t>
+              <w:t>3</w:t>
             </w:r>
           </w:p>
         </w:tc>
         <w:tc>
           <w:tcPr>
-            <w:tcW w:type="dxa" w:w="3756"/>
+            <w:tcW w:type="dxa" w:w="1296"/>
           </w:tcPr>
           <w:p>
             <w:pPr>
-              <w:spacing w:after="60" w:before="60" w:line="252" w:lineRule="auto"/>
+              <w:spacing w:line="240" w:lineRule="auto" w:after="60"/>
             </w:pPr>
             <w:r>
               <w:rPr>
+                <w:rFonts w:ascii="Times New Roman" w:hAnsi="Times New Roman"/>
                 <w:b w:val="0"/>
                 <w:sz w:val="20"/>
               </w:rPr>
-              <w:t>Интерфейс</w:t>
-              <w:br/>
-              <w:t>Мектеп атауы, логотип, анық мәтін мен мобильді көрініс.</w:t>
+              <w:t>________</w:t>
             </w:r>
           </w:p>
         </w:tc>
         <w:tc>
           <w:tcPr>
-            <w:tcW w:type="dxa" w:w="3756"/>
+            <w:tcW w:type="dxa" w:w="1296"/>
           </w:tcPr>
           <w:p>
             <w:pPr>
-              <w:spacing w:after="60" w:before="60" w:line="252" w:lineRule="auto"/>
+              <w:spacing w:line="240" w:lineRule="auto" w:after="60"/>
             </w:pPr>
             <w:r>
               <w:rPr>
+                <w:rFonts w:ascii="Times New Roman" w:hAnsi="Times New Roman"/>
                 <w:b w:val="0"/>
                 <w:sz w:val="20"/>
               </w:rPr>
-              <w:t>Бір беттік таныстыру жасалды.</w:t>
+              <w:t>Каталог пен қор</w:t>
             </w:r>
           </w:p>
         </w:tc>
         <w:tc>
           <w:tcPr>
-            <w:tcW w:type="dxa" w:w="3756"/>
+            <w:tcW w:type="dxa" w:w="1296"/>
           </w:tcPr>
           <w:p>
             <w:pPr>
-              <w:spacing w:after="60" w:before="60" w:line="252" w:lineRule="auto"/>
+              <w:spacing w:line="240" w:lineRule="auto" w:after="60"/>
             </w:pPr>
             <w:r>
               <w:rPr>
+                <w:rFonts w:ascii="Times New Roman" w:hAnsi="Times New Roman"/>
                 <w:b w:val="0"/>
                 <w:sz w:val="20"/>
               </w:rPr>
-              <w:t>Түпнұсқа фото рұқсатын нақтылау.</w:t>
+              <w:t>________</w:t>
+            </w:r>
+          </w:p>
+        </w:tc>
+        <w:tc>
+          <w:tcPr>
+            <w:tcW w:type="dxa" w:w="1296"/>
+          </w:tcPr>
+          <w:p>
+            <w:pPr>
+              <w:spacing w:line="240" w:lineRule="auto" w:after="60"/>
+            </w:pPr>
+            <w:r>
+              <w:rPr>
+                <w:rFonts w:ascii="Times New Roman" w:hAnsi="Times New Roman"/>
+                <w:b w:val="0"/>
+                <w:sz w:val="20"/>
+              </w:rPr>
+              <w:t>________</w:t>
+            </w:r>
+          </w:p>
+        </w:tc>
+        <w:tc>
+          <w:tcPr>
+            <w:tcW w:type="dxa" w:w="1296"/>
+          </w:tcPr>
+          <w:p>
+            <w:pPr>
+              <w:spacing w:line="240" w:lineRule="auto" w:after="60"/>
+            </w:pPr>
+            <w:r>
+              <w:rPr>
+                <w:rFonts w:ascii="Times New Roman" w:hAnsi="Times New Roman"/>
+                <w:b w:val="0"/>
+                <w:sz w:val="20"/>
+              </w:rPr>
+              <w:t>________</w:t>
+            </w:r>
+          </w:p>
+        </w:tc>
+        <w:tc>
+          <w:tcPr>
+            <w:tcW w:type="dxa" w:w="1296"/>
+          </w:tcPr>
+          <w:p>
+            <w:pPr>
+              <w:spacing w:line="240" w:lineRule="auto" w:after="60"/>
+            </w:pPr>
+            <w:r>
+              <w:rPr>
+                <w:rFonts w:ascii="Times New Roman" w:hAnsi="Times New Roman"/>
+                <w:b w:val="0"/>
+                <w:sz w:val="20"/>
+              </w:rPr>
+              <w:t>________</w:t>
             </w:r>
           </w:p>
         </w:tc>
@@ -353,73 +593,127 @@
         </w:trPr>
         <w:tc>
           <w:tcPr>
-            <w:tcW w:type="dxa" w:w="3756"/>
+            <w:tcW w:type="dxa" w:w="1296"/>
           </w:tcPr>
           <w:p>
             <w:pPr>
-              <w:spacing w:after="60" w:before="60" w:line="252" w:lineRule="auto"/>
+              <w:spacing w:line="240" w:lineRule="auto" w:after="60"/>
             </w:pPr>
             <w:r>
               <w:rPr>
+                <w:rFonts w:ascii="Times New Roman" w:hAnsi="Times New Roman"/>
                 <w:b w:val="0"/>
                 <w:sz w:val="20"/>
               </w:rPr>
-              <w:t>4-кезең</w:t>
-              <w:br/>
-              <w:t>Күні: ______</w:t>
+              <w:t>4</w:t>
             </w:r>
           </w:p>
         </w:tc>
         <w:tc>
           <w:tcPr>
-            <w:tcW w:type="dxa" w:w="3756"/>
+            <w:tcW w:type="dxa" w:w="1296"/>
           </w:tcPr>
           <w:p>
             <w:pPr>
-              <w:spacing w:after="60" w:before="60" w:line="252" w:lineRule="auto"/>
+              <w:spacing w:line="240" w:lineRule="auto" w:after="60"/>
             </w:pPr>
             <w:r>
               <w:rPr>
+                <w:rFonts w:ascii="Times New Roman" w:hAnsi="Times New Roman"/>
                 <w:b w:val="0"/>
                 <w:sz w:val="20"/>
               </w:rPr>
-              <w:t>Аккаунт</w:t>
-              <w:br/>
-              <w:t>Оқушы және кітапханашы рөлін бөлу.</w:t>
+              <w:t>________</w:t>
             </w:r>
           </w:p>
         </w:tc>
         <w:tc>
           <w:tcPr>
-            <w:tcW w:type="dxa" w:w="3756"/>
+            <w:tcW w:type="dxa" w:w="1296"/>
           </w:tcPr>
           <w:p>
             <w:pPr>
-              <w:spacing w:after="60" w:before="60" w:line="252" w:lineRule="auto"/>
+              <w:spacing w:line="240" w:lineRule="auto" w:after="60"/>
             </w:pPr>
             <w:r>
               <w:rPr>
+                <w:rFonts w:ascii="Times New Roman" w:hAnsi="Times New Roman"/>
                 <w:b w:val="0"/>
                 <w:sz w:val="20"/>
               </w:rPr>
-              <w:t>Жеке сөре мен тарих иесіне байланысты.</w:t>
+              <w:t>Брондау және тарих</w:t>
             </w:r>
           </w:p>
         </w:tc>
         <w:tc>
           <w:tcPr>
-            <w:tcW w:type="dxa" w:w="3756"/>
+            <w:tcW w:type="dxa" w:w="1296"/>
           </w:tcPr>
           <w:p>
             <w:pPr>
-              <w:spacing w:after="60" w:before="60" w:line="252" w:lineRule="auto"/>
+              <w:spacing w:line="240" w:lineRule="auto" w:after="60"/>
             </w:pPr>
             <w:r>
               <w:rPr>
+                <w:rFonts w:ascii="Times New Roman" w:hAnsi="Times New Roman"/>
                 <w:b w:val="0"/>
                 <w:sz w:val="20"/>
               </w:rPr>
-              <w:t>Пароль ауыстыруды жоспарлау.</w:t>
+              <w:t>________</w:t>
+            </w:r>
+          </w:p>
+        </w:tc>
+        <w:tc>
+          <w:tcPr>
+            <w:tcW w:type="dxa" w:w="1296"/>
+          </w:tcPr>
+          <w:p>
+            <w:pPr>
+              <w:spacing w:line="240" w:lineRule="auto" w:after="60"/>
+            </w:pPr>
+            <w:r>
+              <w:rPr>
+                <w:rFonts w:ascii="Times New Roman" w:hAnsi="Times New Roman"/>
+                <w:b w:val="0"/>
+                <w:sz w:val="20"/>
+              </w:rPr>
+              <w:t>________</w:t>
+            </w:r>
+          </w:p>
+        </w:tc>
+        <w:tc>
+          <w:tcPr>
+            <w:tcW w:type="dxa" w:w="1296"/>
+          </w:tcPr>
+          <w:p>
+            <w:pPr>
+              <w:spacing w:line="240" w:lineRule="auto" w:after="60"/>
+            </w:pPr>
+            <w:r>
+              <w:rPr>
+                <w:rFonts w:ascii="Times New Roman" w:hAnsi="Times New Roman"/>
+                <w:b w:val="0"/>
+                <w:sz w:val="20"/>
+              </w:rPr>
+              <w:t>________</w:t>
+            </w:r>
+          </w:p>
+        </w:tc>
+        <w:tc>
+          <w:tcPr>
+            <w:tcW w:type="dxa" w:w="1296"/>
+          </w:tcPr>
+          <w:p>
+            <w:pPr>
+              <w:spacing w:line="240" w:lineRule="auto" w:after="60"/>
+            </w:pPr>
+            <w:r>
+              <w:rPr>
+                <w:rFonts w:ascii="Times New Roman" w:hAnsi="Times New Roman"/>
+                <w:b w:val="0"/>
+                <w:sz w:val="20"/>
+              </w:rPr>
+              <w:t>________</w:t>
             </w:r>
           </w:p>
         </w:tc>
@@ -430,73 +724,127 @@
         </w:trPr>
         <w:tc>
           <w:tcPr>
-            <w:tcW w:type="dxa" w:w="3756"/>
+            <w:tcW w:type="dxa" w:w="1296"/>
           </w:tcPr>
           <w:p>
             <w:pPr>
-              <w:spacing w:after="60" w:before="60" w:line="252" w:lineRule="auto"/>
+              <w:spacing w:line="240" w:lineRule="auto" w:after="60"/>
             </w:pPr>
             <w:r>
               <w:rPr>
+                <w:rFonts w:ascii="Times New Roman" w:hAnsi="Times New Roman"/>
                 <w:b w:val="0"/>
                 <w:sz w:val="20"/>
               </w:rPr>
-              <w:t>5-кезең</w:t>
-              <w:br/>
-              <w:t>Күні: ______</w:t>
+              <w:t>5</w:t>
             </w:r>
           </w:p>
         </w:tc>
         <w:tc>
           <w:tcPr>
-            <w:tcW w:type="dxa" w:w="3756"/>
+            <w:tcW w:type="dxa" w:w="1296"/>
           </w:tcPr>
           <w:p>
             <w:pPr>
-              <w:spacing w:after="60" w:before="60" w:line="252" w:lineRule="auto"/>
+              <w:spacing w:line="240" w:lineRule="auto" w:after="60"/>
             </w:pPr>
             <w:r>
               <w:rPr>
+                <w:rFonts w:ascii="Times New Roman" w:hAnsi="Times New Roman"/>
                 <w:b w:val="0"/>
                 <w:sz w:val="20"/>
               </w:rPr>
-              <w:t>Пікір және баға</w:t>
-              <w:br/>
-              <w:t>Ортақ жария пікір мен бір аккаунттың бір бағасы.</w:t>
+              <w:t>________</w:t>
             </w:r>
           </w:p>
         </w:tc>
         <w:tc>
           <w:tcPr>
-            <w:tcW w:type="dxa" w:w="3756"/>
+            <w:tcW w:type="dxa" w:w="1296"/>
           </w:tcPr>
           <w:p>
             <w:pPr>
-              <w:spacing w:after="60" w:before="60" w:line="252" w:lineRule="auto"/>
+              <w:spacing w:line="240" w:lineRule="auto" w:after="60"/>
             </w:pPr>
             <w:r>
               <w:rPr>
+                <w:rFonts w:ascii="Times New Roman" w:hAnsi="Times New Roman"/>
                 <w:b w:val="0"/>
                 <w:sz w:val="20"/>
               </w:rPr>
-              <w:t>Жасыру/қайта көрсету бар.</w:t>
+              <w:t>Сауалнама және сынақ</w:t>
             </w:r>
           </w:p>
         </w:tc>
         <w:tc>
           <w:tcPr>
-            <w:tcW w:type="dxa" w:w="3756"/>
+            <w:tcW w:type="dxa" w:w="1296"/>
           </w:tcPr>
           <w:p>
             <w:pPr>
-              <w:spacing w:after="60" w:before="60" w:line="252" w:lineRule="auto"/>
+              <w:spacing w:line="240" w:lineRule="auto" w:after="60"/>
             </w:pPr>
             <w:r>
               <w:rPr>
+                <w:rFonts w:ascii="Times New Roman" w:hAnsi="Times New Roman"/>
                 <w:b w:val="0"/>
                 <w:sz w:val="20"/>
               </w:rPr>
-              <w:t>Мектеп пікір ережесін бекіту.</w:t>
+              <w:t>________</w:t>
+            </w:r>
+          </w:p>
+        </w:tc>
+        <w:tc>
+          <w:tcPr>
+            <w:tcW w:type="dxa" w:w="1296"/>
+          </w:tcPr>
+          <w:p>
+            <w:pPr>
+              <w:spacing w:line="240" w:lineRule="auto" w:after="60"/>
+            </w:pPr>
+            <w:r>
+              <w:rPr>
+                <w:rFonts w:ascii="Times New Roman" w:hAnsi="Times New Roman"/>
+                <w:b w:val="0"/>
+                <w:sz w:val="20"/>
+              </w:rPr>
+              <w:t>________</w:t>
+            </w:r>
+          </w:p>
+        </w:tc>
+        <w:tc>
+          <w:tcPr>
+            <w:tcW w:type="dxa" w:w="1296"/>
+          </w:tcPr>
+          <w:p>
+            <w:pPr>
+              <w:spacing w:line="240" w:lineRule="auto" w:after="60"/>
+            </w:pPr>
+            <w:r>
+              <w:rPr>
+                <w:rFonts w:ascii="Times New Roman" w:hAnsi="Times New Roman"/>
+                <w:b w:val="0"/>
+                <w:sz w:val="20"/>
+              </w:rPr>
+              <w:t>________</w:t>
+            </w:r>
+          </w:p>
+        </w:tc>
+        <w:tc>
+          <w:tcPr>
+            <w:tcW w:type="dxa" w:w="1296"/>
+          </w:tcPr>
+          <w:p>
+            <w:pPr>
+              <w:spacing w:line="240" w:lineRule="auto" w:after="60"/>
+            </w:pPr>
+            <w:r>
+              <w:rPr>
+                <w:rFonts w:ascii="Times New Roman" w:hAnsi="Times New Roman"/>
+                <w:b w:val="0"/>
+                <w:sz w:val="20"/>
+              </w:rPr>
+              <w:t>________</w:t>
             </w:r>
           </w:p>
         </w:tc>
@@ -507,73 +855,127 @@
         </w:trPr>
         <w:tc>
           <w:tcPr>
-            <w:tcW w:type="dxa" w:w="3756"/>
+            <w:tcW w:type="dxa" w:w="1296"/>
           </w:tcPr>
           <w:p>
             <w:pPr>
-              <w:spacing w:after="60" w:before="60" w:line="252" w:lineRule="auto"/>
+              <w:spacing w:line="240" w:lineRule="auto" w:after="60"/>
             </w:pPr>
             <w:r>
               <w:rPr>
+                <w:rFonts w:ascii="Times New Roman" w:hAnsi="Times New Roman"/>
                 <w:b w:val="0"/>
                 <w:sz w:val="20"/>
               </w:rPr>
-              <w:t>6-кезең</w:t>
-              <w:br/>
-              <w:t>Күні: ______</w:t>
+              <w:t>6</w:t>
             </w:r>
           </w:p>
         </w:tc>
         <w:tc>
           <w:tcPr>
-            <w:tcW w:type="dxa" w:w="3756"/>
+            <w:tcW w:type="dxa" w:w="1296"/>
           </w:tcPr>
           <w:p>
             <w:pPr>
-              <w:spacing w:after="60" w:before="60" w:line="252" w:lineRule="auto"/>
+              <w:spacing w:line="240" w:lineRule="auto" w:after="60"/>
             </w:pPr>
             <w:r>
               <w:rPr>
+                <w:rFonts w:ascii="Times New Roman" w:hAnsi="Times New Roman"/>
                 <w:b w:val="0"/>
                 <w:sz w:val="20"/>
               </w:rPr>
-              <w:t>Кітап тарихы</w:t>
-              <w:br/>
-              <w:t>Беру, мерзім және қайтару жазбалары.</w:t>
+              <w:t>________</w:t>
             </w:r>
           </w:p>
         </w:tc>
         <w:tc>
           <w:tcPr>
-            <w:tcW w:type="dxa" w:w="3756"/>
+            <w:tcW w:type="dxa" w:w="1296"/>
           </w:tcPr>
           <w:p>
             <w:pPr>
-              <w:spacing w:after="60" w:before="60" w:line="252" w:lineRule="auto"/>
+              <w:spacing w:line="240" w:lineRule="auto" w:after="60"/>
             </w:pPr>
             <w:r>
               <w:rPr>
+                <w:rFonts w:ascii="Times New Roman" w:hAnsi="Times New Roman"/>
                 <w:b w:val="0"/>
                 <w:sz w:val="20"/>
               </w:rPr>
-              <w:t>Қор саны әрекетпен бірге өзгереді.</w:t>
+              <w:t>Талдау және қорытынды</w:t>
             </w:r>
           </w:p>
         </w:tc>
         <w:tc>
           <w:tcPr>
-            <w:tcW w:type="dxa" w:w="3756"/>
+            <w:tcW w:type="dxa" w:w="1296"/>
           </w:tcPr>
           <w:p>
             <w:pPr>
-              <w:spacing w:after="60" w:before="60" w:line="252" w:lineRule="auto"/>
+              <w:spacing w:line="240" w:lineRule="auto" w:after="60"/>
             </w:pPr>
             <w:r>
               <w:rPr>
+                <w:rFonts w:ascii="Times New Roman" w:hAnsi="Times New Roman"/>
                 <w:b w:val="0"/>
                 <w:sz w:val="20"/>
               </w:rPr>
-              <w:t>Тест аккаунтымен тексеру.</w:t>
+              <w:t>________</w:t>
+            </w:r>
+          </w:p>
+        </w:tc>
+        <w:tc>
+          <w:tcPr>
+            <w:tcW w:type="dxa" w:w="1296"/>
+          </w:tcPr>
+          <w:p>
+            <w:pPr>
+              <w:spacing w:line="240" w:lineRule="auto" w:after="60"/>
+            </w:pPr>
+            <w:r>
+              <w:rPr>
+                <w:rFonts w:ascii="Times New Roman" w:hAnsi="Times New Roman"/>
+                <w:b w:val="0"/>
+                <w:sz w:val="20"/>
+              </w:rPr>
+              <w:t>________</w:t>
+            </w:r>
+          </w:p>
+        </w:tc>
+        <w:tc>
+          <w:tcPr>
+            <w:tcW w:type="dxa" w:w="1296"/>
+          </w:tcPr>
+          <w:p>
+            <w:pPr>
+              <w:spacing w:line="240" w:lineRule="auto" w:after="60"/>
+            </w:pPr>
+            <w:r>
+              <w:rPr>
+                <w:rFonts w:ascii="Times New Roman" w:hAnsi="Times New Roman"/>
+                <w:b w:val="0"/>
+                <w:sz w:val="20"/>
+              </w:rPr>
+              <w:t>________</w:t>
+            </w:r>
+          </w:p>
+        </w:tc>
+        <w:tc>
+          <w:tcPr>
+            <w:tcW w:type="dxa" w:w="1296"/>
+          </w:tcPr>
+          <w:p>
+            <w:pPr>
+              <w:spacing w:line="240" w:lineRule="auto" w:after="60"/>
+            </w:pPr>
+            <w:r>
+              <w:rPr>
+                <w:rFonts w:ascii="Times New Roman" w:hAnsi="Times New Roman"/>
+                <w:b w:val="0"/>
+                <w:sz w:val="20"/>
+              </w:rPr>
+              <w:t>________</w:t>
             </w:r>
           </w:p>
         </w:tc>
@@ -584,670 +986,145 @@
         </w:trPr>
         <w:tc>
           <w:tcPr>
-            <w:tcW w:type="dxa" w:w="3756"/>
+            <w:tcW w:type="dxa" w:w="1296"/>
           </w:tcPr>
           <w:p>
             <w:pPr>
-              <w:spacing w:after="60" w:before="60" w:line="252" w:lineRule="auto"/>
+              <w:spacing w:line="240" w:lineRule="auto" w:after="60"/>
             </w:pPr>
             <w:r>
               <w:rPr>
+                <w:rFonts w:ascii="Times New Roman" w:hAnsi="Times New Roman"/>
                 <w:b w:val="0"/>
                 <w:sz w:val="20"/>
               </w:rPr>
-              <w:t>7-кезең</w:t>
-              <w:br/>
-              <w:t>Күні: ______</w:t>
+              <w:t>7</w:t>
             </w:r>
           </w:p>
         </w:tc>
         <w:tc>
           <w:tcPr>
-            <w:tcW w:type="dxa" w:w="3756"/>
+            <w:tcW w:type="dxa" w:w="1296"/>
           </w:tcPr>
           <w:p>
             <w:pPr>
-              <w:spacing w:after="60" w:before="60" w:line="252" w:lineRule="auto"/>
+              <w:spacing w:line="240" w:lineRule="auto" w:after="60"/>
             </w:pPr>
             <w:r>
               <w:rPr>
+                <w:rFonts w:ascii="Times New Roman" w:hAnsi="Times New Roman"/>
                 <w:b w:val="0"/>
                 <w:sz w:val="20"/>
               </w:rPr>
-              <w:t>Брондау</w:t>
-              <w:br/>
-              <w:t>Үш күндік резерв, бос дана және иесін тексеру.</w:t>
+              <w:t>________</w:t>
             </w:r>
           </w:p>
         </w:tc>
         <w:tc>
           <w:tcPr>
-            <w:tcW w:type="dxa" w:w="3756"/>
+            <w:tcW w:type="dxa" w:w="1296"/>
           </w:tcPr>
           <w:p>
             <w:pPr>
-              <w:spacing w:after="60" w:before="60" w:line="252" w:lineRule="auto"/>
+              <w:spacing w:line="240" w:lineRule="auto" w:after="60"/>
             </w:pPr>
             <w:r>
               <w:rPr>
+                <w:rFonts w:ascii="Times New Roman" w:hAnsi="Times New Roman"/>
                 <w:b w:val="0"/>
                 <w:sz w:val="20"/>
               </w:rPr>
-              <w:t>Бергенде брондау орындалады.</w:t>
+              <w:t>Қорғауға дайындық</w:t>
             </w:r>
           </w:p>
         </w:tc>
         <w:tc>
           <w:tcPr>
-            <w:tcW w:type="dxa" w:w="3756"/>
+            <w:tcW w:type="dxa" w:w="1296"/>
           </w:tcPr>
           <w:p>
             <w:pPr>
-              <w:spacing w:after="60" w:before="60" w:line="252" w:lineRule="auto"/>
+              <w:spacing w:line="240" w:lineRule="auto" w:after="60"/>
             </w:pPr>
             <w:r>
               <w:rPr>
+                <w:rFonts w:ascii="Times New Roman" w:hAnsi="Times New Roman"/>
                 <w:b w:val="0"/>
                 <w:sz w:val="20"/>
               </w:rPr>
-              <w:t>Мерзімі аяқталу сценарийін қарау.</w:t>
-            </w:r>
-          </w:p>
-        </w:tc>
-      </w:tr>
-      <w:tr>
-        <w:trPr>
-          <w:cantSplit/>
-        </w:trPr>
-        <w:tc>
-          <w:tcPr>
-            <w:tcW w:type="dxa" w:w="3756"/>
-          </w:tcPr>
-          <w:p>
-            <w:pPr>
-              <w:spacing w:after="60" w:before="60" w:line="252" w:lineRule="auto"/>
-            </w:pPr>
-            <w:r>
-              <w:rPr>
-                <w:b w:val="0"/>
-                <w:sz w:val="20"/>
-              </w:rPr>
-              <w:t>8-кезең</w:t>
-              <w:br/>
-              <w:t>Күні: ______</w:t>
+              <w:t>________</w:t>
             </w:r>
           </w:p>
         </w:tc>
         <w:tc>
           <w:tcPr>
-            <w:tcW w:type="dxa" w:w="3756"/>
+            <w:tcW w:type="dxa" w:w="1296"/>
           </w:tcPr>
           <w:p>
             <w:pPr>
-              <w:spacing w:after="60" w:before="60" w:line="252" w:lineRule="auto"/>
+              <w:spacing w:line="240" w:lineRule="auto" w:after="60"/>
             </w:pPr>
             <w:r>
               <w:rPr>
+                <w:rFonts w:ascii="Times New Roman" w:hAnsi="Times New Roman"/>
                 <w:b w:val="0"/>
                 <w:sz w:val="20"/>
               </w:rPr>
-              <w:t>Рейтинг</w:t>
-              <w:br/>
-              <w:t>Әр бөлек қайтарылған кітапқа 10 ұпай.</w:t>
+              <w:t>________</w:t>
             </w:r>
           </w:p>
         </w:tc>
         <w:tc>
           <w:tcPr>
-            <w:tcW w:type="dxa" w:w="3756"/>
+            <w:tcW w:type="dxa" w:w="1296"/>
           </w:tcPr>
           <w:p>
             <w:pPr>
-              <w:spacing w:after="60" w:before="60" w:line="252" w:lineRule="auto"/>
+              <w:spacing w:line="240" w:lineRule="auto" w:after="60"/>
             </w:pPr>
             <w:r>
               <w:rPr>
+                <w:rFonts w:ascii="Times New Roman" w:hAnsi="Times New Roman"/>
                 <w:b w:val="0"/>
                 <w:sz w:val="20"/>
               </w:rPr>
-              <w:t>Сынып және оқушы есебі бөлек көрсетіледі.</w:t>
+              <w:t>________</w:t>
             </w:r>
           </w:p>
         </w:tc>
         <w:tc>
           <w:tcPr>
-            <w:tcW w:type="dxa" w:w="3756"/>
+            <w:tcW w:type="dxa" w:w="1296"/>
           </w:tcPr>
           <w:p>
             <w:pPr>
-              <w:spacing w:after="60" w:before="60" w:line="252" w:lineRule="auto"/>
+              <w:spacing w:line="240" w:lineRule="auto" w:after="60"/>
             </w:pPr>
             <w:r>
               <w:rPr>
+                <w:rFonts w:ascii="Times New Roman" w:hAnsi="Times New Roman"/>
                 <w:b w:val="0"/>
                 <w:sz w:val="20"/>
               </w:rPr>
-              <w:t>Оқу белгісі ұпай қоспайды.</w:t>
-            </w:r>
-          </w:p>
-        </w:tc>
-      </w:tr>
-      <w:tr>
-        <w:trPr>
-          <w:cantSplit/>
-        </w:trPr>
-        <w:tc>
-          <w:tcPr>
-            <w:tcW w:type="dxa" w:w="3756"/>
-          </w:tcPr>
-          <w:p>
-            <w:pPr>
-              <w:spacing w:after="60" w:before="60" w:line="252" w:lineRule="auto"/>
-            </w:pPr>
-            <w:r>
-              <w:rPr>
-                <w:b w:val="0"/>
-                <w:sz w:val="20"/>
-              </w:rPr>
-              <w:t>9-кезең</w:t>
-              <w:br/>
-              <w:t>Күні: ______</w:t>
-            </w:r>
-          </w:p>
-        </w:tc>
-        <w:tc>
-          <w:tcPr>
-            <w:tcW w:type="dxa" w:w="3756"/>
-          </w:tcPr>
-          <w:p>
-            <w:pPr>
-              <w:spacing w:after="60" w:before="60" w:line="252" w:lineRule="auto"/>
-            </w:pPr>
-            <w:r>
-              <w:rPr>
-                <w:b w:val="0"/>
-                <w:sz w:val="20"/>
-              </w:rPr>
-              <w:t>Ұсыныстар</w:t>
-              <w:br/>
-              <w:t>Төрт сұрақ және тарихқа сүйенген жеке ұсыныс.</w:t>
-            </w:r>
-          </w:p>
-        </w:tc>
-        <w:tc>
-          <w:tcPr>
-            <w:tcW w:type="dxa" w:w="3756"/>
-          </w:tcPr>
-          <w:p>
-            <w:pPr>
-              <w:spacing w:after="60" w:before="60" w:line="252" w:lineRule="auto"/>
-            </w:pPr>
-            <w:r>
-              <w:rPr>
-                <w:b w:val="0"/>
-                <w:sz w:val="20"/>
-              </w:rPr>
-              <w:t>Үшке дейін кітап беріледі.</w:t>
-            </w:r>
-          </w:p>
-        </w:tc>
-        <w:tc>
-          <w:tcPr>
-            <w:tcW w:type="dxa" w:w="3756"/>
-          </w:tcPr>
-          <w:p>
-            <w:pPr>
-              <w:spacing w:after="60" w:before="60" w:line="252" w:lineRule="auto"/>
-            </w:pPr>
-            <w:r>
-              <w:rPr>
-                <w:b w:val="0"/>
-                <w:sz w:val="20"/>
-              </w:rPr>
-              <w:t>Ұсыныс ережесін түсіндіру.</w:t>
-            </w:r>
-          </w:p>
-        </w:tc>
-      </w:tr>
-      <w:tr>
-        <w:trPr>
-          <w:cantSplit/>
-        </w:trPr>
-        <w:tc>
-          <w:tcPr>
-            <w:tcW w:type="dxa" w:w="3756"/>
-          </w:tcPr>
-          <w:p>
-            <w:pPr>
-              <w:spacing w:after="60" w:before="60" w:line="252" w:lineRule="auto"/>
-            </w:pPr>
-            <w:r>
-              <w:rPr>
-                <w:b w:val="0"/>
-                <w:sz w:val="20"/>
-              </w:rPr>
-              <w:t>10-кезең</w:t>
-              <w:br/>
-              <w:t>Күні: ______</w:t>
-            </w:r>
-          </w:p>
-        </w:tc>
-        <w:tc>
-          <w:tcPr>
-            <w:tcW w:type="dxa" w:w="3756"/>
-          </w:tcPr>
-          <w:p>
-            <w:pPr>
-              <w:spacing w:after="60" w:before="60" w:line="252" w:lineRule="auto"/>
-            </w:pPr>
-            <w:r>
-              <w:rPr>
-                <w:b w:val="0"/>
-                <w:sz w:val="20"/>
-              </w:rPr>
-              <w:t>Оқу мақсаты</w:t>
-              <w:br/>
-              <w:t>Айына үш кітап және жетістік белгілері.</w:t>
-            </w:r>
-          </w:p>
-        </w:tc>
-        <w:tc>
-          <w:tcPr>
-            <w:tcW w:type="dxa" w:w="3756"/>
-          </w:tcPr>
-          <w:p>
-            <w:pPr>
-              <w:spacing w:after="60" w:before="60" w:line="252" w:lineRule="auto"/>
-            </w:pPr>
-            <w:r>
-              <w:rPr>
-                <w:b w:val="0"/>
-                <w:sz w:val="20"/>
-              </w:rPr>
-              <w:t>Оқушы өзі белгілейді.</w:t>
-            </w:r>
-          </w:p>
-        </w:tc>
-        <w:tc>
-          <w:tcPr>
-            <w:tcW w:type="dxa" w:w="3756"/>
-          </w:tcPr>
-          <w:p>
-            <w:pPr>
-              <w:spacing w:after="60" w:before="60" w:line="252" w:lineRule="auto"/>
-            </w:pPr>
-            <w:r>
-              <w:rPr>
-                <w:b w:val="0"/>
-                <w:sz w:val="20"/>
-              </w:rPr>
-              <w:t>Рейтингтен айырмасын айту.</w:t>
-            </w:r>
-          </w:p>
-        </w:tc>
-      </w:tr>
-      <w:tr>
-        <w:trPr>
-          <w:cantSplit/>
-        </w:trPr>
-        <w:tc>
-          <w:tcPr>
-            <w:tcW w:type="dxa" w:w="3756"/>
-          </w:tcPr>
-          <w:p>
-            <w:pPr>
-              <w:spacing w:after="60" w:before="60" w:line="252" w:lineRule="auto"/>
-            </w:pPr>
-            <w:r>
-              <w:rPr>
-                <w:b w:val="0"/>
-                <w:sz w:val="20"/>
-              </w:rPr>
-              <w:t>11-кезең</w:t>
-              <w:br/>
-              <w:t>Күні: ______</w:t>
-            </w:r>
-          </w:p>
-        </w:tc>
-        <w:tc>
-          <w:tcPr>
-            <w:tcW w:type="dxa" w:w="3756"/>
-          </w:tcPr>
-          <w:p>
-            <w:pPr>
-              <w:spacing w:after="60" w:before="60" w:line="252" w:lineRule="auto"/>
-            </w:pPr>
-            <w:r>
-              <w:rPr>
-                <w:b w:val="0"/>
-                <w:sz w:val="20"/>
-              </w:rPr>
-              <w:t>Сауалнама</w:t>
-              <w:br/>
-              <w:t>Бастапқы/кейінгі жауап және жинақталған нәтиже.</w:t>
-            </w:r>
-          </w:p>
-        </w:tc>
-        <w:tc>
-          <w:tcPr>
-            <w:tcW w:type="dxa" w:w="3756"/>
-          </w:tcPr>
-          <w:p>
-            <w:pPr>
-              <w:spacing w:after="60" w:before="60" w:line="252" w:lineRule="auto"/>
-            </w:pPr>
-            <w:r>
-              <w:rPr>
-                <w:b w:val="0"/>
-                <w:sz w:val="20"/>
-              </w:rPr>
-              <w:t>Кезеңге бір жауап жиыны сақталады.</w:t>
-            </w:r>
-          </w:p>
-        </w:tc>
-        <w:tc>
-          <w:tcPr>
-            <w:tcW w:type="dxa" w:w="3756"/>
-          </w:tcPr>
-          <w:p>
-            <w:pPr>
-              <w:spacing w:after="60" w:before="60" w:line="252" w:lineRule="auto"/>
-            </w:pPr>
-            <w:r>
-              <w:rPr>
-                <w:b w:val="0"/>
-                <w:sz w:val="20"/>
-              </w:rPr>
-              <w:t>Қатысушы сынағын ұйымдастыру.</w:t>
-            </w:r>
-          </w:p>
-        </w:tc>
-      </w:tr>
-      <w:tr>
-        <w:trPr>
-          <w:cantSplit/>
-        </w:trPr>
-        <w:tc>
-          <w:tcPr>
-            <w:tcW w:type="dxa" w:w="3756"/>
-          </w:tcPr>
-          <w:p>
-            <w:pPr>
-              <w:spacing w:after="60" w:before="60" w:line="252" w:lineRule="auto"/>
-            </w:pPr>
-            <w:r>
-              <w:rPr>
-                <w:b w:val="0"/>
-                <w:sz w:val="20"/>
-              </w:rPr>
-              <w:t>12-кезең</w:t>
-              <w:br/>
-              <w:t>Күні: ______</w:t>
-            </w:r>
-          </w:p>
-        </w:tc>
-        <w:tc>
-          <w:tcPr>
-            <w:tcW w:type="dxa" w:w="3756"/>
-          </w:tcPr>
-          <w:p>
-            <w:pPr>
-              <w:spacing w:after="60" w:before="60" w:line="252" w:lineRule="auto"/>
-            </w:pPr>
-            <w:r>
-              <w:rPr>
-                <w:b w:val="0"/>
-                <w:sz w:val="20"/>
-              </w:rPr>
-              <w:t>Техникалық тексеру</w:t>
-              <w:br/>
-              <w:t>npm test; браузер және құжат тексеруі.</w:t>
-            </w:r>
-          </w:p>
-        </w:tc>
-        <w:tc>
-          <w:tcPr>
-            <w:tcW w:type="dxa" w:w="3756"/>
-          </w:tcPr>
-          <w:p>
-            <w:pPr>
-              <w:spacing w:after="60" w:before="60" w:line="252" w:lineRule="auto"/>
-            </w:pPr>
-            <w:r>
-              <w:rPr>
-                <w:b w:val="0"/>
-                <w:sz w:val="20"/>
-              </w:rPr>
-              <w:t>Алты автоматты тест өтті.</w:t>
-            </w:r>
-          </w:p>
-        </w:tc>
-        <w:tc>
-          <w:tcPr>
-            <w:tcW w:type="dxa" w:w="3756"/>
-          </w:tcPr>
-          <w:p>
-            <w:pPr>
-              <w:spacing w:after="60" w:before="60" w:line="252" w:lineRule="auto"/>
-            </w:pPr>
-            <w:r>
-              <w:rPr>
-                <w:b w:val="0"/>
-                <w:sz w:val="20"/>
-              </w:rPr>
-              <w:t>Журнал мен нұсқаға сілтеме сақтау.</w:t>
-            </w:r>
-          </w:p>
-        </w:tc>
-      </w:tr>
-      <w:tr>
-        <w:trPr>
-          <w:cantSplit/>
-        </w:trPr>
-        <w:tc>
-          <w:tcPr>
-            <w:tcW w:type="dxa" w:w="3756"/>
-          </w:tcPr>
-          <w:p>
-            <w:pPr>
-              <w:spacing w:after="60" w:before="60" w:line="252" w:lineRule="auto"/>
-            </w:pPr>
-            <w:r>
-              <w:rPr>
-                <w:b w:val="0"/>
-                <w:sz w:val="20"/>
-              </w:rPr>
-              <w:t>13-кезең</w:t>
-              <w:br/>
-              <w:t>Күні: ______</w:t>
-            </w:r>
-          </w:p>
-        </w:tc>
-        <w:tc>
-          <w:tcPr>
-            <w:tcW w:type="dxa" w:w="3756"/>
-          </w:tcPr>
-          <w:p>
-            <w:pPr>
-              <w:spacing w:after="60" w:before="60" w:line="252" w:lineRule="auto"/>
-            </w:pPr>
-            <w:r>
-              <w:rPr>
-                <w:b w:val="0"/>
-                <w:sz w:val="20"/>
-              </w:rPr>
-              <w:t>Оқушылармен зерттеу</w:t>
-              <w:br/>
-              <w:t>Қағаз/сайт тапсырмаларын бірдей шартта салыстыру.</w:t>
-            </w:r>
-          </w:p>
-        </w:tc>
-        <w:tc>
-          <w:tcPr>
-            <w:tcW w:type="dxa" w:w="3756"/>
-          </w:tcPr>
-          <w:p>
-            <w:pPr>
-              <w:spacing w:after="60" w:before="60" w:line="252" w:lineRule="auto"/>
-            </w:pPr>
-            <w:r>
-              <w:rPr>
-                <w:b w:val="0"/>
-                <w:sz w:val="20"/>
-              </w:rPr>
-              <w:t>Жоспар мен бос кесте бар; нақты жауап берілмеген.</w:t>
-            </w:r>
-          </w:p>
-        </w:tc>
-        <w:tc>
-          <w:tcPr>
-            <w:tcW w:type="dxa" w:w="3756"/>
-          </w:tcPr>
-          <w:p>
-            <w:pPr>
-              <w:spacing w:after="60" w:before="60" w:line="252" w:lineRule="auto"/>
-            </w:pPr>
-            <w:r>
-              <w:rPr>
-                <w:b w:val="0"/>
-                <w:sz w:val="20"/>
-              </w:rPr>
-              <w:t>Келісім, күн, сынып пен қатысушы санын белгілеу.</w:t>
-            </w:r>
-          </w:p>
-        </w:tc>
-      </w:tr>
-      <w:tr>
-        <w:trPr>
-          <w:cantSplit/>
-        </w:trPr>
-        <w:tc>
-          <w:tcPr>
-            <w:tcW w:type="dxa" w:w="3756"/>
-          </w:tcPr>
-          <w:p>
-            <w:pPr>
-              <w:spacing w:after="60" w:before="60" w:line="252" w:lineRule="auto"/>
-            </w:pPr>
-            <w:r>
-              <w:rPr>
-                <w:b w:val="0"/>
-                <w:sz w:val="20"/>
-              </w:rPr>
-              <w:t>14-кезең</w:t>
-              <w:br/>
-              <w:t>Күні: ______</w:t>
-            </w:r>
-          </w:p>
-        </w:tc>
-        <w:tc>
-          <w:tcPr>
-            <w:tcW w:type="dxa" w:w="3756"/>
-          </w:tcPr>
-          <w:p>
-            <w:pPr>
-              <w:spacing w:after="60" w:before="60" w:line="252" w:lineRule="auto"/>
-            </w:pPr>
-            <w:r>
-              <w:rPr>
-                <w:b w:val="0"/>
-                <w:sz w:val="20"/>
-              </w:rPr>
-              <w:t>Құжаттар мен қорғау</w:t>
-              <w:br/>
-              <w:t>Ғылыми жұмыс, қосымшалар, презентация, қысқа сөз.</w:t>
-            </w:r>
-          </w:p>
-        </w:tc>
-        <w:tc>
-          <w:tcPr>
-            <w:tcW w:type="dxa" w:w="3756"/>
-          </w:tcPr>
-          <w:p>
-            <w:pPr>
-              <w:spacing w:after="60" w:before="60" w:line="252" w:lineRule="auto"/>
-            </w:pPr>
-            <w:r>
-              <w:rPr>
-                <w:b w:val="0"/>
-                <w:sz w:val="20"/>
-              </w:rPr>
-              <w:t>Осы жинақ дайындалды.</w:t>
-            </w:r>
-          </w:p>
-        </w:tc>
-        <w:tc>
-          <w:tcPr>
-            <w:tcW w:type="dxa" w:w="3756"/>
-          </w:tcPr>
-          <w:p>
-            <w:pPr>
-              <w:spacing w:after="60" w:before="60" w:line="252" w:lineRule="auto"/>
-            </w:pPr>
-            <w:r>
-              <w:rPr>
-                <w:b w:val="0"/>
-                <w:sz w:val="20"/>
-              </w:rPr>
-              <w:t>Деректер мен қолдарды нақтылау.</w:t>
+              <w:t>________</w:t>
             </w:r>
           </w:p>
         </w:tc>
       </w:tr>
     </w:tbl>
     <w:p>
-      <w:pPr>
-        <w:spacing w:after="0"/>
-      </w:pPr>
-    </w:p>
-    <w:p>
       <w:r>
-        <w:t>Жазбаларды тексерген авторлар: ____________________</w:t>
-        <w:br/>
-        <w:t>Жетекші: ____________________</w:t>
-        <w:br/>
-        <w:t>Растау күні: ____________________</w:t>
+        <w:t>Жазбалар нақты орындалған жұмысқа сүйеніп хронологиялық ретпен толтырылады. Күндер мен оқушылардың әрекеттері расталмағандықтан бос қалдырылды. ЖИ көмегі бөлек көрсетіледі.</w:t>
       </w:r>
     </w:p>
     <w:sectPr>
-      <w:headerReference w:type="default" r:id="rId9"/>
-      <w:footerReference w:type="default" r:id="rId10"/>
-      <w:pgSz w:w="16838" w:h="11906" w:orient="landscape"/>
-      <w:pgMar w:top="907" w:right="907" w:bottom="907" w:left="907" w:header="720" w:footer="720" w:gutter="0"/>
+      <w:pgSz w:w="11906" w:h="16838"/>
+      <w:pgMar w:top="1134" w:right="1134" w:bottom="1134" w:left="1701" w:header="720" w:footer="720" w:gutter="0"/>
       <w:cols w:space="720"/>
       <w:docGrid w:linePitch="360"/>
     </w:sectPr>
   </w:body>
 </w:document>
-</file>
-
-<file path=word/footer1.xml><?xml version="1.0" encoding="utf-8"?>
-<w:ftr xmlns:m="http://schemas.openxmlformats.org/officeDocument/2006/math" xmlns:mc="http://schemas.openxmlformats.org/markup-compatibility/2006" xmlns:mo="http://schemas.microsoft.com/office/mac/office/2008/main" xmlns:mv="urn:schemas-microsoft-com:mac:vml" xmlns:o="urn:schemas-microsoft-com:office:office" xmlns:r="http://schemas.openxmlformats.org/officeDocument/2006/relationships" xmlns:v="urn:schemas-microsoft-com:vml" xmlns:w10="urn:schemas-microsoft-com:office:word" xmlns:w14="http://schemas.microsoft.com/office/word/2010/wordml" xmlns:w="http://schemas.openxmlformats.org/wordprocessingml/2006/main" xmlns:wne="http://schemas.microsoft.com/office/word/2006/wordml" xmlns:wp14="http://schemas.microsoft.com/office/word/2010/wordprocessingDrawing" xmlns:wp="http://schemas.openxmlformats.org/drawingml/2006/wordprocessingDrawing" xmlns:wpc="http://schemas.microsoft.com/office/word/2010/wordprocessingCanvas" xmlns:wpg="http://schemas.microsoft.com/office/word/2010/wordprocessingGroup" xmlns:wpi="http://schemas.microsoft.com/office/word/2010/wordprocessingInk" xmlns:wps="http://schemas.microsoft.com/office/word/2010/wordprocessingShape" mc:Ignorable="w14 wp14">
-  <w:p>
-    <w:pPr>
-      <w:pStyle w:val="Footer"/>
-      <w:jc w:val="right"/>
-    </w:pPr>
-    <w:r>
-      <w:t xml:space="preserve">Qalam · </w:t>
-    </w:r>
-    <w:r/>
-    <w:fldSimple w:instr="PAGE"/>
-  </w:p>
-</w:ftr>
-</file>
-
-<file path=word/header1.xml><?xml version="1.0" encoding="utf-8"?>
-<w:hdr xmlns:m="http://schemas.openxmlformats.org/officeDocument/2006/math" xmlns:mc="http://schemas.openxmlformats.org/markup-compatibility/2006" xmlns:mo="http://schemas.microsoft.com/office/mac/office/2008/main" xmlns:mv="urn:schemas-microsoft-com:mac:vml" xmlns:o="urn:schemas-microsoft-com:office:office" xmlns:r="http://schemas.openxmlformats.org/officeDocument/2006/relationships" xmlns:v="urn:schemas-microsoft-com:vml" xmlns:w10="urn:schemas-microsoft-com:office:word" xmlns:w14="http://schemas.microsoft.com/office/word/2010/wordml" xmlns:w="http://schemas.openxmlformats.org/wordprocessingml/2006/main" xmlns:wne="http://schemas.microsoft.com/office/word/2006/wordml" xmlns:wp14="http://schemas.microsoft.com/office/word/2010/wordprocessingDrawing" xmlns:wp="http://schemas.openxmlformats.org/drawingml/2006/wordprocessingDrawing" xmlns:wpc="http://schemas.microsoft.com/office/word/2010/wordprocessingCanvas" xmlns:wpg="http://schemas.microsoft.com/office/word/2010/wordprocessingGroup" xmlns:wpi="http://schemas.microsoft.com/office/word/2010/wordprocessingInk" xmlns:wps="http://schemas.microsoft.com/office/word/2010/wordprocessingShape" mc:Ignorable="w14 wp14">
-  <w:p>
-    <w:pPr>
-      <w:pStyle w:val="Caption"/>
-    </w:pPr>
-    <w:r>
-      <w:t>QALAM · Мектеп кітапханасы</w:t>
-    </w:r>
-  </w:p>
-</w:hdr>
 </file>
 
 <file path=word/numbering.xml><?xml version="1.0" encoding="utf-8"?>
@@ -1614,11 +1491,11 @@
     <w:qFormat/>
     <w:rsid w:val="00FC693F"/>
     <w:pPr>
-      <w:spacing w:line="269" w:lineRule="auto" w:after="140"/>
+      <w:spacing w:line="360" w:lineRule="auto" w:after="100"/>
     </w:pPr>
     <w:rPr>
       <w:rFonts w:ascii="Times New Roman" w:hAnsi="Times New Roman"/>
-      <w:sz w:val="22"/>
+      <w:sz w:val="28"/>
     </w:rPr>
   </w:style>
   <w:style w:type="paragraph" w:styleId="Header">
@@ -1676,15 +1553,15 @@
     <w:pPr>
       <w:keepNext/>
       <w:keepLines/>
-      <w:spacing w:before="160" w:after="200"/>
+      <w:spacing w:before="480" w:after="0"/>
       <w:outlineLvl w:val="0"/>
     </w:pPr>
     <w:rPr>
-      <w:rFonts w:asciiTheme="majorHAnsi" w:eastAsiaTheme="majorEastAsia" w:hAnsiTheme="majorHAnsi" w:cstheme="majorBidi" w:ascii="Times New Roman" w:hAnsi="Times New Roman"/>
+      <w:rFonts w:asciiTheme="majorHAnsi" w:eastAsiaTheme="majorEastAsia" w:hAnsiTheme="majorHAnsi" w:cstheme="majorBidi"/>
       <w:b/>
       <w:bCs/>
-      <w:color w:val="285643"/>
-      <w:sz w:val="34"/>
+      <w:color w:val="365F91" w:themeColor="accent1" w:themeShade="BF"/>
+      <w:sz w:val="28"/>
       <w:szCs w:val="28"/>
     </w:rPr>
   </w:style>
@@ -1700,15 +1577,15 @@
     <w:pPr>
       <w:keepNext/>
       <w:keepLines/>
-      <w:spacing w:before="160" w:after="200"/>
+      <w:spacing w:before="200" w:after="0"/>
       <w:outlineLvl w:val="1"/>
     </w:pPr>
     <w:rPr>
-      <w:rFonts w:asciiTheme="majorHAnsi" w:eastAsiaTheme="majorEastAsia" w:hAnsiTheme="majorHAnsi" w:cstheme="majorBidi" w:ascii="Times New Roman" w:hAnsi="Times New Roman"/>
+      <w:rFonts w:asciiTheme="majorHAnsi" w:eastAsiaTheme="majorEastAsia" w:hAnsiTheme="majorHAnsi" w:cstheme="majorBidi"/>
       <w:b/>
       <w:bCs/>
-      <w:color w:val="285643"/>
-      <w:sz w:val="28"/>
+      <w:color w:val="4F81BD" w:themeColor="accent1"/>
+      <w:sz w:val="26"/>
       <w:szCs w:val="26"/>
     </w:rPr>
   </w:style>
@@ -1965,15 +1842,15 @@
       <w:pBdr>
         <w:bottom w:val="single" w:sz="8" w:space="4" w:color="4F81BD" w:themeColor="accent1"/>
       </w:pBdr>
-      <w:spacing w:after="200" w:line="240" w:lineRule="auto" w:before="160"/>
+      <w:spacing w:after="300" w:line="240" w:lineRule="auto"/>
       <w:contextualSpacing/>
     </w:pPr>
     <w:rPr>
-      <w:rFonts w:asciiTheme="majorHAnsi" w:eastAsiaTheme="majorEastAsia" w:hAnsiTheme="majorHAnsi" w:cstheme="majorBidi" w:ascii="Times New Roman" w:hAnsi="Times New Roman"/>
-      <w:color w:val="285643"/>
+      <w:rFonts w:asciiTheme="majorHAnsi" w:eastAsiaTheme="majorEastAsia" w:hAnsiTheme="majorHAnsi" w:cstheme="majorBidi"/>
+      <w:color w:val="17365D" w:themeColor="text2" w:themeShade="BF"/>
       <w:spacing w:val="5"/>
       <w:kern w:val="28"/>
-      <w:sz w:val="48"/>
+      <w:sz w:val="52"/>
       <w:szCs w:val="52"/>
     </w:rPr>
   </w:style>
